--- a/03_Outputs/final scripts/ar/Module 3/3.4.0-ar.docx
+++ b/03_Outputs/final scripts/ar/Module 3/3.4.0-ar.docx
@@ -14,7 +14,7 @@
     </w:p>
     <w:p>
       <w:r>
-        <w:t>يدمج نهج برنامج الأمم المتحدة الإنمائي الشمولية في الاستراتيجيات الوطنية مثل خطط الطاقة والالتزامات المناخية، لضمان مشاركة الفئات الضعيفة — بما في ذلك النساء، والشباب، والعمال غير الرسميين — في الفوائد. تساعد الأدوات المستندة إلى البيانات مثل نموذج تقييم الوظائف الخضراء الحكومات على توقع الآثار وتصميم التدابير التي تحمي المجتمعات.</w:t>
+        <w:t>يدمج نهج برنامج الأمم المتحدة الإنمائي الشمولية في الاستراتيجيات الوطنية مثل خطط الطاقة والالتزامات المناخية، لضمان مشاركة الفئات الضعيفة — بما في ذلك النساء والشباب والعمال غير الرسميين — في الفوائد. تساعد الأدوات المستندة إلى البيانات مثل نموذج تقييم الوظائف الخضراء الحكومات على توقع الآثار وتصميم التدابير التي تحمي المجتمعات.</w:t>
       </w:r>
     </w:p>
     <w:p>
@@ -24,7 +24,7 @@
     </w:p>
     <w:p>
       <w:r>
-        <w:t>تعمل شراكات الانتقال العادل للطاقة على تعبئة التمويل العام والخاص للتخلص التدريجي من الفحم وتحديث الشبكات. على سبيل المثال، في إندونيسيا، تساعد فرق العمل المخصصة على مواءمة التمويل مع الأولويات المحلية، مع التركيز على الشفافية والعدالة الاجتماعية.</w:t>
+        <w:t>تعمل شراكات الانتقال العادل للطاقة على تعبئة التمويل العام والخاص للتخلص التدريجي من الفحم وتحديث الشبكات. في إندونيسيا، على سبيل المثال، تساعد فرق العمل المخصصة على مواءمة التمويل مع الأولويات المحلية، مع التركيز على الشفافية والعدالة الاجتماعية.</w:t>
       </w:r>
     </w:p>
     <w:p>
